--- a/Project_report.docx
+++ b/Project_report.docx
@@ -253,7 +253,7 @@
           <w:bCs/>
         </w:rPr>
         <w:lastRenderedPageBreak/>
-        <w:t>AI Logistics Route Optimizer</w:t>
+        <w:t>Route Optimizer</w:t>
       </w:r>
     </w:p>
     <w:p>
@@ -1667,6 +1667,7 @@
   <w:style w:type="character" w:default="1" w:styleId="DefaultParagraphFont">
     <w:name w:val="Default Paragraph Font"/>
     <w:uiPriority w:val="1"/>
+    <w:semiHidden/>
     <w:unhideWhenUsed/>
   </w:style>
   <w:style w:type="table" w:default="1" w:styleId="TableNormal">
